--- a/production/activities/unit-02/solar-device-mini-investigation.docx
+++ b/production/activities/unit-02/solar-device-mini-investigation.docx
@@ -92,6 +92,17 @@
           <w:sz w:val="26"/>
         </w:rPr>
         <w:t>Question:  How does the amount of available light change what our solar device does?</w:t>
+      </w:r>
+    </w:p>
+    <w:p>
+      <w:pPr>
+        <w:spacing w:before="0" w:after="40"/>
+      </w:pPr>
+      <w:r>
+        <w:rPr>
+          <w:b/>
+        </w:rPr>
+        <w:t>Fair Test: Keep the SAME solar device and the SAME way of observing. We change ONLY the light.</w:t>
       </w:r>
     </w:p>
     <w:p>

--- a/production/activities/unit-02/solar-device-mini-investigation.docx
+++ b/production/activities/unit-02/solar-device-mini-investigation.docx
@@ -210,7 +210,7 @@
                 <w:b/>
                 <w:i w:val="0"/>
                 <w:color w:val="FFFFFF"/>
-                <w:sz w:val="22"/>
+                <w:sz w:val="24"/>
               </w:rPr>
               <w:t>Condition</w:t>
             </w:r>
@@ -237,7 +237,7 @@
                 <w:b/>
                 <w:i w:val="0"/>
                 <w:color w:val="FFFFFF"/>
-                <w:sz w:val="22"/>
+                <w:sz w:val="24"/>
               </w:rPr>
               <w:t>What I observe</w:t>
             </w:r>
@@ -264,7 +264,7 @@
                 <w:b/>
                 <w:i w:val="0"/>
                 <w:color w:val="FFFFFF"/>
-                <w:sz w:val="22"/>
+                <w:sz w:val="24"/>
               </w:rPr>
               <w:t>Change I see (evidence)</w:t>
             </w:r>
